--- a/web/downloads/Qalam-defense-v4.docx
+++ b/web/downloads/Qalam-defense-v4.docx
@@ -40,7 +40,7 @@
     </w:p>
     <w:p>
       <w:r>
-        <w:t>Қайырлы күн, құрметті қазылар! Біз — Қаныш Сәтпаев атындағы Жәнтікей орта мектебінің 7-сынып оқушылары Амантай Елжан және Мұхаметкәрім Айбын. Жетекшіміз — Мұхаметкәрім Қаныш Саятұлы. Жобамыз — Qalam онлайн кітапханасы.</w:t>
+        <w:t>Қайырлы күн! Біз — Қаныш Сәтпаев атындағы Жәнтікей орта мектебінің 7-сынып оқушылары Амантай Елжан және Мұхаметкәрім Айбын. Жобамыздың тақырыбы — «Онлайн кітапхана: кітапхана жұмысын цифрландыру». Жетекшіміз — Мұхаметкәрім Қаныш Саятұлы. Біз мектеп кітапханасына Qalam сайтын жасадық.</w:t>
       </w:r>
     </w:p>
     <w:p>
@@ -53,7 +53,7 @@
     </w:p>
     <w:p>
       <w:r>
-        <w:t>Мақсатымыз — кітап табуды және алдын ала таңдауды жеңілдету.</w:t>
+        <w:t>Мақсатымыз — кітап табуды, алдын ала таңдауды және кітап санын есептеуді жеңілдету. Оқушы кітапты аты немесе авторы бойынша іздейді. Кітапханашы кім кітап алғанын және қайтарғанын көреді.</w:t>
       </w:r>
     </w:p>
     <w:p>
@@ -66,7 +66,7 @@
     </w:p>
     <w:p>
       <w:r>
-        <w:t>Кітапты қағаздан және сайттан іздеп, кеткен уақытты салыстырамыз.</w:t>
+        <w:t>Сайт кітап таңдауды жеңілдете ме? Оны білу үшін кітапты қағаз тізімнен және сайттан іздейміз. Кеткен уақытты салыстырамыз. Оқушылардан сайтты қолданғанға дейін және кейін пікір сұраймыз.</w:t>
       </w:r>
     </w:p>
     <w:p>
@@ -79,7 +79,7 @@
     </w:p>
     <w:p>
       <w:r>
-        <w:t>Оқушы кітап таңдайды. Кітапханашы кім кітап алғанын, қайтарғанын көреді.</w:t>
+        <w:t>Әр оқушының жеке аккаунты бар. Кітапханашы кітап қосып, дана санын өзгертеді. Оқушылар баға беріп, пікір жазады. Оларды бәрі көреді. Кітапханашы пікірді жасырып, қайта көрсете алады. Сайтта кім қандай кітап алғаны және кім көп оқығаны көрсетіледі.</w:t>
       </w:r>
     </w:p>
     <w:p>
@@ -105,7 +105,7 @@
     </w:p>
     <w:p>
       <w:r>
-        <w:t>Оқушылардың пікірін сұрап, сайтты жақсартамыз.</w:t>
+        <w:t>Кітапты табуға кеткен уақыт пен оқушылардың пікірін қараймыз. Осы арқылы сайттың қаншалықты пайдалы екенін білеміз. Оқушылардың ұсынысына қарай сайтты жақсартамыз.</w:t>
       </w:r>
     </w:p>
     <w:p>
@@ -118,7 +118,7 @@
     </w:p>
     <w:p>
       <w:r>
-        <w:t>Qalam — мектептің онлайн кітапханасы. Назарларыңызға рақмет!</w:t>
+        <w:t>Qalam оқушыға кітап таңдауға, ал кітапханашыға кітаптарды есепке алуға көмектеседі. Сайттан кітап іздеуге, алдын ала таңдауға және оқу нәтижесін көруге болады. Назарларыңызға рақмет!</w:t>
       </w:r>
     </w:p>
     <w:p>
